--- a/public/templates/pricetag/turun-harga-kcl-allocation-A4-2.docx
+++ b/public/templates/pricetag/turun-harga-kcl-allocation-A4-2.docx
@@ -55,7 +55,7 @@
         <w:pict w14:anchorId="2EEF87A9">
           <v:shape id="_x0000_s2119" type="#_x0000_t136" style="position:absolute;margin-left:11.5pt;margin-top:17.65pt;width:46pt;height:10.7pt;z-index:251674624" fillcolor="black [3213]" stroked="f" strokecolor="#002060" strokeweight="1.5pt">
             <v:shadow color="#900"/>
-            <v:textpath style="font-family:&quot;Century Gothic&quot;;font-style:italic;v-text-kern:t" trim="t" fitpath="t" string="AP : &lt;&lt;Periode&gt;&gt;"/>
+            <v:textpath style="font-family:&quot;Arial Black&quot;;Century Gothic&quot;;font-style:italic;v-text-kern:t" trim="t" fitpath="t" string="AP : &lt;&lt;Periode&gt;&gt;"/>
             <w10:wrap type="square"/>
           </v:shape>
         </w:pict>
